--- a/library/intune-solutions/disa-stig-compliance-windows-10-11-intune/v1.0.0/deliverables/STIG-Solution.docx
+++ b/library/intune-solutions/disa-stig-compliance-windows-10-11-intune/v1.0.0/deliverables/STIG-Solution.docx
@@ -1126,7 +1126,7 @@
         <w:t>every</w:t>
       </w:r>
       <w:r>
-        <w:t xml:space="preserve"> Phoenixtekk solution in the </w:t>
+        <w:t xml:space="preserve"> solution in the </w:t>
       </w:r>
       <w:r>
         <w:rPr>
@@ -1436,7 +1436,7 @@
         <w:t>Why:</w:t>
       </w:r>
       <w:r>
-        <w:t xml:space="preserve"> Every Phoenixtekk solution is piloted before fleet rollout. </w:t>
+        <w:t xml:space="preserve"> Every solution is piloted before fleet rollout. </w:t>
       </w:r>
       <w:r>
         <w:rPr>
@@ -1634,7 +1634,7 @@
         <w:rPr>
           <w:b/>
         </w:rPr>
-        <w:t>The Phoenixtekk deployment model (all solutions):</w:t>
+        <w:t>The standard deployment model (all solutions):</w:t>
       </w:r>
       <w:r>
         <w:t xml:space="preserve"> </w:t>
